--- a/participant-workbook.docx
+++ b/participant-workbook.docx
@@ -441,7 +441,14 @@
         <w:t xml:space="preserve">The SAFE Framework</w:t>
       </w:r>
     </w:p>
-    <w:p/>
+    <w:p>
+      <w:pPr>
+        <w:spacing w:after="240"/>
+      </w:pPr>
+      <w:r>
+        <w:t xml:space="preserve">Developed by George Mount, Stringfest Analytics. Read more: stringfestanalytics.com</w:t>
+      </w:r>
+    </w:p>
     <w:p>
       <w:pPr>
         <w:spacing w:after="120"/>
@@ -572,7 +579,14 @@
         <w:t xml:space="preserve">The Stability × Ambiguity Matrix</w:t>
       </w:r>
     </w:p>
-    <w:p/>
+    <w:p>
+      <w:pPr>
+        <w:spacing w:after="240"/>
+      </w:pPr>
+      <w:r>
+        <w:t xml:space="preserve">© Stringfest Analytics</w:t>
+      </w:r>
+    </w:p>
     <w:p>
       <w:pPr>
         <w:spacing w:after="120"/>
@@ -846,6 +860,72 @@
       </w:pPr>
       <w:r>
         <w:t xml:space="preserve">List up to 6 tasks from your actual work. Score each dimension Low/Medium/High (L/M/H), then determine which quadrant of the 2×2 matrix it belongs in.</w:t>
+      </w:r>
+    </w:p>
+    <w:p/>
+    <w:p>
+      <w:pPr>
+        <w:pBdr>
+          <w:left w:val="single" w:color="CF3338" w:sz="24" w:space="1"/>
+        </w:pBdr>
+        <w:shd w:color="F5F5F5" w:val="clear"/>
+        <w:spacing w:after="80" w:before="120"/>
+        <w:jc w:val="left"/>
+      </w:pPr>
+      <w:r>
+        <w:t xml:space="preserve">Don't have a work example?</w:t>
+      </w:r>
+    </w:p>
+    <w:p>
+      <w:pPr>
+        <w:pBdr>
+          <w:left w:val="single" w:color="CF3338" w:sz="24" w:space="1"/>
+        </w:pBdr>
+        <w:shd w:color="F5F5F5" w:val="clear"/>
+        <w:spacing w:after="80" w:before="0"/>
+        <w:jc w:val="left"/>
+      </w:pPr>
+      <w:r>
+        <w:t xml:space="preserve">Try a personal workflow: planning a trip, organizing finances, job searching</w:t>
+      </w:r>
+    </w:p>
+    <w:p>
+      <w:pPr>
+        <w:pBdr>
+          <w:left w:val="single" w:color="CF3338" w:sz="24" w:space="1"/>
+        </w:pBdr>
+        <w:shd w:color="F5F5F5" w:val="clear"/>
+        <w:spacing w:after="80" w:before="0"/>
+        <w:jc w:val="left"/>
+      </w:pPr>
+      <w:r>
+        <w:t xml:space="preserve">OR use a sample: Monthly budget report for a 50-person marketing team</w:t>
+      </w:r>
+    </w:p>
+    <w:p>
+      <w:pPr>
+        <w:pBdr>
+          <w:left w:val="single" w:color="CF3338" w:sz="24" w:space="1"/>
+        </w:pBdr>
+        <w:shd w:color="F5F5F5" w:val="clear"/>
+        <w:spacing w:after="80" w:before="0"/>
+        <w:jc w:val="left"/>
+      </w:pPr>
+      <w:r>
+        <w:t xml:space="preserve">OR use a sample: Weekly client status emails across 12 accounts</w:t>
+      </w:r>
+    </w:p>
+    <w:p>
+      <w:pPr>
+        <w:pBdr>
+          <w:left w:val="single" w:color="CF3338" w:sz="24" w:space="1"/>
+        </w:pBdr>
+        <w:shd w:color="F5F5F5" w:val="clear"/>
+        <w:spacing w:after="120" w:before="0"/>
+        <w:jc w:val="left"/>
+      </w:pPr>
+      <w:r>
+        <w:t xml:space="preserve">OR use a sample: Quarterly compliance documentation review</w:t>
       </w:r>
     </w:p>
     <w:p/>
@@ -1648,7 +1728,7 @@
         <w:jc w:val="center"/>
       </w:pPr>
       <w:r>
-        <w:t xml:space="preserve">Framework from Tobias Zwingmann, The Profitable AI Advantage (Wiley, 2025). Used with attribution.</w:t>
+        <w:t xml:space="preserve">Framework from Tobias Zwingmann, The Profitable AI Advantage (Packt, 2025). Used with attribution.</w:t>
       </w:r>
     </w:p>
     <w:tbl>
@@ -2690,6 +2770,14 @@
       </w:r>
     </w:p>
     <w:p/>
+    <w:p>
+      <w:pPr>
+        <w:spacing w:after="200"/>
+      </w:pPr>
+      <w:r>
+        <w:t xml:space="preserve">Check with your IT/security team about approved tools before using AI on work data.</w:t>
+      </w:r>
+    </w:p>
     <w:p>
       <w:pPr>
         <w:spacing w:after="100"/>
